--- a/Informe_de_Pruebas_Requintu.docx
+++ b/Informe_de_Pruebas_Requintu.docx
@@ -25,7 +25,7 @@
         <w:jc w:val="center"/>
       </w:pPr>
       <w:r>
-        <w:t xml:space="preserve">47 pruebas ejecutadas — 47 aprobadas (100%)</w:t>
+        <w:t xml:space="preserve">52 pruebas ejecutadas — 52 aprobadas (100%)</w:t>
       </w:r>
     </w:p>
     <w:p>
@@ -33,7 +33,7 @@
         <w:jc w:val="center"/>
       </w:pPr>
       <w:r>
-        <w:t xml:space="preserve">Backend: Node.js (node:test) — 34 pruebas</w:t>
+        <w:t xml:space="preserve">Backend: Node.js (node:test) — 39 pruebas</w:t>
       </w:r>
     </w:p>
     <w:p>
@@ -57,7 +57,7 @@
         <w:jc w:val="center"/>
       </w:pPr>
       <w:r>
-        <w:t xml:space="preserve">Versión 1.4</w:t>
+        <w:t xml:space="preserve">Versión 1.5</w:t>
       </w:r>
     </w:p>
     <w:p>
@@ -157,7 +157,7 @@
                 <w:sz w:val="20"/>
                 <w:szCs w:val="20"/>
               </w:rPr>
-              <w:t xml:space="preserve">34</w:t>
+              <w:t xml:space="preserve">39</w:t>
             </w:r>
           </w:p>
         </w:tc>
@@ -217,7 +217,7 @@
                 <w:sz w:val="20"/>
                 <w:szCs w:val="20"/>
               </w:rPr>
-              <w:t xml:space="preserve">47</w:t>
+              <w:t xml:space="preserve">52</w:t>
             </w:r>
           </w:p>
         </w:tc>
@@ -246,7 +246,7 @@
           <w:sz w:val="22"/>
           <w:szCs w:val="22"/>
         </w:rPr>
-        <w:t xml:space="preserve">En versiones anteriores se detectó y corrigió el problema de la subida de imágenes que aceptaba archivos que no eran imágenes reales (ahora la API valida la estructura real con magic bytes y responde 400) y se añadieron la moderación NSFW y el sistema de denuncias. En la v1.3 se agregaron esas pruebas. En esta versión (v1.4) se añadieron: pruebas de los roles comerciante_premium (límite de 5 locales y galería de imágenes) y alcaldia (local destacado primero en la búsqueda), pruebas de seguridad derivadas de la auditoría — F01 (SSE autenticado con límites), F02 (cuota diaria de subidas) y F03 (allowlist de imagen_url) — y una prueba e2e de regresión de sesión (la sesión persiste al recargar con la cookie httpOnly y credentials: include).</w:t>
+        <w:t xml:space="preserve">En versiones anteriores se detectó y corrigió el problema de la subida de imágenes que aceptaba archivos que no eran imágenes reales (ahora la API valida la estructura real con magic bytes y responde 400) y se añadieron la moderación NSFW y el sistema de denuncias. En la v1.3 se agregaron esas pruebas. En esta versión (v1.4) se añadieron: pruebas de los roles comerciante_premium (límite de 5 locales y galería de imágenes) y alcaldia (local destacado primero en la búsqueda), pruebas de seguridad derivadas de la auditoría — F01 (SSE autenticado con límites), F02 (cuota diaria de subidas) y F03 (allowlist de imagen_url) — y una prueba e2e de regresión de sesión (la sesión persiste al recargar con la cookie httpOnly y credentials: include). En esta versión (v1.5) se añadió el asistente por chat: 5 casos nuevos que verifican el saludo sin consultar la base de datos, el rechazo de mensajes vacíos, la respuesta en inglés, la recomendación por municipio con los locales destacados primero y el filtro por categoría.</w:t>
       </w:r>
     </w:p>
     <w:p>
@@ -878,7 +878,7 @@
         <w:spacing w:after="100" w:before="200"/>
       </w:pPr>
       <w:r>
-        <w:t xml:space="preserve">3.1 Backend (34 pruebas)</w:t>
+        <w:t xml:space="preserve">3.1 Backend (39 pruebas)</w:t>
       </w:r>
     </w:p>
     <w:p>
@@ -920,7 +920,7 @@
           <w:sz w:val="18"/>
           <w:szCs w:val="18"/>
         </w:rPr>
-        <w:t xml:space="preserve"># Resultado: 34 passed, 0 failed  (~5-8 s)</w:t>
+        <w:t xml:space="preserve"># Resultado: 39 passed, 0 failed  (~5-8 s)</w:t>
       </w:r>
     </w:p>
     <w:p>
@@ -3080,6 +3080,296 @@
           </w:p>
         </w:tc>
       </w:tr>
+      <w:tr>
+        <w:tc>
+          <w:tcPr>
+            <w:vAlign w:val="center"/>
+          </w:tcPr>
+          <w:p>
+            <w:r>
+              <w:rPr>
+                <w:sz w:val="20"/>
+                <w:szCs w:val="20"/>
+              </w:rPr>
+              <w:t xml:space="preserve">35</w:t>
+            </w:r>
+          </w:p>
+        </w:tc>
+        <w:tc>
+          <w:tcPr>
+            <w:vAlign w:val="center"/>
+          </w:tcPr>
+          <w:p>
+            <w:r>
+              <w:rPr>
+                <w:sz w:val="20"/>
+                <w:szCs w:val="20"/>
+              </w:rPr>
+              <w:t xml:space="preserve">asistente responde al saludo sin consultar locales</w:t>
+            </w:r>
+          </w:p>
+        </w:tc>
+        <w:tc>
+          <w:tcPr>
+            <w:vAlign w:val="center"/>
+          </w:tcPr>
+          <w:p>
+            <w:r>
+              <w:rPr>
+                <w:sz w:val="20"/>
+                <w:szCs w:val="20"/>
+              </w:rPr>
+              <w:t xml:space="preserve">POST /api/chat con «hola» devuelve un saludo y locales vacío (no consulta la BD).</w:t>
+            </w:r>
+          </w:p>
+        </w:tc>
+        <w:tc>
+          <w:tcPr>
+            <w:vAlign w:val="center"/>
+          </w:tcPr>
+          <w:p>
+            <w:r>
+              <w:rPr>
+                <w:sz w:val="20"/>
+                <w:szCs w:val="20"/>
+              </w:rPr>
+              <w:t xml:space="preserve">Aprobada</w:t>
+            </w:r>
+          </w:p>
+        </w:tc>
+      </w:tr>
+      <w:tr>
+        <w:tc>
+          <w:tcPr>
+            <w:vAlign w:val="center"/>
+          </w:tcPr>
+          <w:p>
+            <w:r>
+              <w:rPr>
+                <w:sz w:val="20"/>
+                <w:szCs w:val="20"/>
+              </w:rPr>
+              <w:t xml:space="preserve">36</w:t>
+            </w:r>
+          </w:p>
+        </w:tc>
+        <w:tc>
+          <w:tcPr>
+            <w:vAlign w:val="center"/>
+          </w:tcPr>
+          <w:p>
+            <w:r>
+              <w:rPr>
+                <w:sz w:val="20"/>
+                <w:szCs w:val="20"/>
+              </w:rPr>
+              <w:t xml:space="preserve">asistente rechaza mensaje vacio</w:t>
+            </w:r>
+          </w:p>
+        </w:tc>
+        <w:tc>
+          <w:tcPr>
+            <w:vAlign w:val="center"/>
+          </w:tcPr>
+          <w:p>
+            <w:r>
+              <w:rPr>
+                <w:sz w:val="20"/>
+                <w:szCs w:val="20"/>
+              </w:rPr>
+              <w:t xml:space="preserve">El mensaje es obligatorio: un texto vacío responde 400.</w:t>
+            </w:r>
+          </w:p>
+        </w:tc>
+        <w:tc>
+          <w:tcPr>
+            <w:vAlign w:val="center"/>
+          </w:tcPr>
+          <w:p>
+            <w:r>
+              <w:rPr>
+                <w:sz w:val="20"/>
+                <w:szCs w:val="20"/>
+              </w:rPr>
+              <w:t xml:space="preserve">Aprobada</w:t>
+            </w:r>
+          </w:p>
+        </w:tc>
+      </w:tr>
+      <w:tr>
+        <w:tc>
+          <w:tcPr>
+            <w:vAlign w:val="center"/>
+          </w:tcPr>
+          <w:p>
+            <w:r>
+              <w:rPr>
+                <w:sz w:val="20"/>
+                <w:szCs w:val="20"/>
+              </w:rPr>
+              <w:t xml:space="preserve">37</w:t>
+            </w:r>
+          </w:p>
+        </w:tc>
+        <w:tc>
+          <w:tcPr>
+            <w:vAlign w:val="center"/>
+          </w:tcPr>
+          <w:p>
+            <w:r>
+              <w:rPr>
+                <w:sz w:val="20"/>
+                <w:szCs w:val="20"/>
+              </w:rPr>
+              <w:t xml:space="preserve">asistente responde en ingles cuando se le pide</w:t>
+            </w:r>
+          </w:p>
+        </w:tc>
+        <w:tc>
+          <w:tcPr>
+            <w:vAlign w:val="center"/>
+          </w:tcPr>
+          <w:p>
+            <w:r>
+              <w:rPr>
+                <w:sz w:val="20"/>
+                <w:szCs w:val="20"/>
+              </w:rPr>
+              <w:t xml:space="preserve">Con lang: en el asistente responde en inglés.</w:t>
+            </w:r>
+          </w:p>
+        </w:tc>
+        <w:tc>
+          <w:tcPr>
+            <w:vAlign w:val="center"/>
+          </w:tcPr>
+          <w:p>
+            <w:r>
+              <w:rPr>
+                <w:sz w:val="20"/>
+                <w:szCs w:val="20"/>
+              </w:rPr>
+              <w:t xml:space="preserve">Aprobada</w:t>
+            </w:r>
+          </w:p>
+        </w:tc>
+      </w:tr>
+      <w:tr>
+        <w:tc>
+          <w:tcPr>
+            <w:vAlign w:val="center"/>
+          </w:tcPr>
+          <w:p>
+            <w:r>
+              <w:rPr>
+                <w:sz w:val="20"/>
+                <w:szCs w:val="20"/>
+              </w:rPr>
+              <w:t xml:space="preserve">38</w:t>
+            </w:r>
+          </w:p>
+        </w:tc>
+        <w:tc>
+          <w:tcPr>
+            <w:vAlign w:val="center"/>
+          </w:tcPr>
+          <w:p>
+            <w:r>
+              <w:rPr>
+                <w:sz w:val="20"/>
+                <w:szCs w:val="20"/>
+              </w:rPr>
+              <w:t xml:space="preserve">asistente recomienda locales de un municipio, destacados primero</w:t>
+            </w:r>
+          </w:p>
+        </w:tc>
+        <w:tc>
+          <w:tcPr>
+            <w:vAlign w:val="center"/>
+          </w:tcPr>
+          <w:p>
+            <w:r>
+              <w:rPr>
+                <w:sz w:val="20"/>
+                <w:szCs w:val="20"/>
+              </w:rPr>
+              <w:t xml:space="preserve">Al pedir recomendaciones de un municipio devuelve solo locales de esa zona y los destacados aparecen antes que los normales.</w:t>
+            </w:r>
+          </w:p>
+        </w:tc>
+        <w:tc>
+          <w:tcPr>
+            <w:vAlign w:val="center"/>
+          </w:tcPr>
+          <w:p>
+            <w:r>
+              <w:rPr>
+                <w:sz w:val="20"/>
+                <w:szCs w:val="20"/>
+              </w:rPr>
+              <w:t xml:space="preserve">Aprobada</w:t>
+            </w:r>
+          </w:p>
+        </w:tc>
+      </w:tr>
+      <w:tr>
+        <w:tc>
+          <w:tcPr>
+            <w:vAlign w:val="center"/>
+          </w:tcPr>
+          <w:p>
+            <w:r>
+              <w:rPr>
+                <w:sz w:val="20"/>
+                <w:szCs w:val="20"/>
+              </w:rPr>
+              <w:t xml:space="preserve">39</w:t>
+            </w:r>
+          </w:p>
+        </w:tc>
+        <w:tc>
+          <w:tcPr>
+            <w:vAlign w:val="center"/>
+          </w:tcPr>
+          <w:p>
+            <w:r>
+              <w:rPr>
+                <w:sz w:val="20"/>
+                <w:szCs w:val="20"/>
+              </w:rPr>
+              <w:t xml:space="preserve">asistente filtra por categoria mencionada</w:t>
+            </w:r>
+          </w:p>
+        </w:tc>
+        <w:tc>
+          <w:tcPr>
+            <w:vAlign w:val="center"/>
+          </w:tcPr>
+          <w:p>
+            <w:r>
+              <w:rPr>
+                <w:sz w:val="20"/>
+                <w:szCs w:val="20"/>
+              </w:rPr>
+              <w:t xml:space="preserve">Si el mensaje menciona una categoría, todos los resultados pertenecen a esa categoría.</w:t>
+            </w:r>
+          </w:p>
+        </w:tc>
+        <w:tc>
+          <w:tcPr>
+            <w:vAlign w:val="center"/>
+          </w:tcPr>
+          <w:p>
+            <w:r>
+              <w:rPr>
+                <w:sz w:val="20"/>
+                <w:szCs w:val="20"/>
+              </w:rPr>
+              <w:t xml:space="preserve">Aprobada</w:t>
+            </w:r>
+          </w:p>
+        </w:tc>
+      </w:tr>
     </w:tbl>
     <w:p>
       <w:pPr>
@@ -3090,7 +3380,7 @@
           <w:sz w:val="22"/>
           <w:szCs w:val="22"/>
         </w:rPr>
-        <w:t xml:space="preserve">Importante: las pruebas 26 y 27 corresponden a la validación de imágenes reales (magic bytes) corregida en una versión anterior; las pruebas 10-15 cubren los roles comerciante_premium y alcaldia; las pruebas 16-20 cubren los hallazgos F01-F03 de la auditoría de seguridad.</w:t>
+        <w:t xml:space="preserve">Importante: las pruebas 26 y 27 corresponden a la validación de imágenes reales (magic bytes) corregida en una versión anterior; las pruebas 10-15 cubren los roles comerciante_premium y alcaldia; las pruebas 16-20 cubren los hallazgos F01-F03 de la auditoría de seguridad; las pruebas 35-39 cubren el nuevo asistente por chat.</w:t>
       </w:r>
     </w:p>
     <w:p>
@@ -4221,7 +4511,7 @@
                 <w:sz w:val="20"/>
                 <w:szCs w:val="20"/>
               </w:rPr>
-              <w:t xml:space="preserve">34/34</w:t>
+              <w:t xml:space="preserve">39/39</w:t>
             </w:r>
           </w:p>
         </w:tc>
@@ -4379,7 +4669,7 @@
         <w:sz w:val="16"/>
         <w:szCs w:val="16"/>
       </w:rPr>
-      <w:t xml:space="preserve">Informe de Pruebas Requintu v1.4  |  Página </w:t>
+      <w:t xml:space="preserve">Informe de Pruebas Requintu v1.5  |  Página </w:t>
     </w:r>
     <w:r>
       <w:rPr>
